--- a/docker/Docker镜像部署项目.docx
+++ b/docker/Docker镜像部署项目.docx
@@ -8,17 +8,44 @@
         <w:jc w:val="center"/>
       </w:pPr>
       <w:r>
+        <w:t>D</w:t>
+      </w:r>
+      <w:r>
         <w:rPr>
           <w:rFonts w:hint="eastAsia"/>
         </w:rPr>
+        <w:t>ockers使用</w:t>
+      </w:r>
+    </w:p>
+    <w:p>
+      <w:pPr>
+        <w:rPr>
+          <w:rFonts w:ascii="宋体" w:eastAsia="宋体" w:hAnsi="宋体"/>
+          <w:sz w:val="24"/>
+          <w:szCs w:val="24"/>
+        </w:rPr>
+      </w:pPr>
+      <w:r>
+        <w:rPr>
+          <w:rFonts w:ascii="宋体" w:eastAsia="宋体" w:hAnsi="宋体" w:hint="eastAsia"/>
+          <w:sz w:val="24"/>
+          <w:szCs w:val="24"/>
+        </w:rPr>
         <w:t>以tom</w:t>
       </w:r>
       <w:r>
+        <w:rPr>
+          <w:rFonts w:ascii="宋体" w:eastAsia="宋体" w:hAnsi="宋体"/>
+          <w:sz w:val="24"/>
+          <w:szCs w:val="24"/>
+        </w:rPr>
         <w:t xml:space="preserve">cat </w:t>
       </w:r>
       <w:r>
         <w:rPr>
-          <w:rFonts w:hint="eastAsia"/>
+          <w:rFonts w:ascii="宋体" w:eastAsia="宋体" w:hAnsi="宋体" w:hint="eastAsia"/>
+          <w:sz w:val="24"/>
+          <w:szCs w:val="24"/>
         </w:rPr>
         <w:t>上跟新war包为例</w:t>
       </w:r>
@@ -30,12 +57,23 @@
           <w:ilvl w:val="0"/>
           <w:numId w:val="4"/>
         </w:numPr>
+        <w:rPr>
+          <w:color w:val="FF0000"/>
+        </w:rPr>
       </w:pPr>
       <w:r>
         <w:rPr>
           <w:rFonts w:hint="eastAsia"/>
+          <w:color w:val="FF0000"/>
         </w:rPr>
         <w:t>上传war包</w:t>
+      </w:r>
+      <w:r>
+        <w:rPr>
+          <w:rFonts w:hint="eastAsia"/>
+          <w:color w:val="FF0000"/>
+        </w:rPr>
+        <w:t>，编写Dockerfile文件</w:t>
       </w:r>
     </w:p>
     <w:p>
@@ -70,7 +108,16 @@
           <w:sz w:val="28"/>
           <w:szCs w:val="28"/>
         </w:rPr>
-        <w:t>文件，将更新的war包上传</w:t>
+        <w:t>文件，将更新的war包上传（首次上传需要新建一个</w:t>
+      </w:r>
+      <w:r>
+        <w:rPr>
+          <w:rFonts w:ascii="微软雅黑" w:eastAsia="微软雅黑" w:hAnsi="微软雅黑" w:hint="eastAsia"/>
+          <w:color w:val="000000"/>
+          <w:sz w:val="20"/>
+          <w:szCs w:val="20"/>
+        </w:rPr>
+        <w:t>Dockerfile文件</w:t>
       </w:r>
       <w:r>
         <w:rPr>
@@ -78,55 +125,101 @@
           <w:sz w:val="28"/>
           <w:szCs w:val="28"/>
         </w:rPr>
-        <w:t>（首次上</w:t>
-      </w:r>
-      <w:proofErr w:type="gramStart"/>
-      <w:r>
-        <w:rPr>
-          <w:rFonts w:ascii="宋体" w:eastAsia="宋体" w:hAnsi="宋体" w:hint="eastAsia"/>
+        <w:t>）</w:t>
+      </w:r>
+    </w:p>
+    <w:p>
+      <w:pPr>
+        <w:pStyle w:val="a7"/>
+        <w:ind w:left="360" w:firstLineChars="0" w:firstLine="0"/>
+        <w:rPr>
+          <w:rFonts w:ascii="宋体" w:eastAsia="宋体" w:hAnsi="宋体"/>
+          <w:color w:val="7F7F7F" w:themeColor="text1" w:themeTint="80"/>
           <w:sz w:val="28"/>
           <w:szCs w:val="28"/>
         </w:rPr>
-        <w:t>传需要</w:t>
-      </w:r>
-      <w:proofErr w:type="gramEnd"/>
-      <w:r>
-        <w:rPr>
-          <w:rFonts w:ascii="宋体" w:eastAsia="宋体" w:hAnsi="宋体" w:hint="eastAsia"/>
+      </w:pPr>
+      <w:r>
+        <w:rPr>
+          <w:rFonts w:ascii="宋体" w:eastAsia="宋体" w:hAnsi="宋体" w:hint="eastAsia"/>
+          <w:color w:val="7F7F7F" w:themeColor="text1" w:themeTint="80"/>
           <w:sz w:val="28"/>
           <w:szCs w:val="28"/>
         </w:rPr>
-        <w:t>新建一个</w:t>
-      </w:r>
-      <w:proofErr w:type="spellStart"/>
-      <w:r>
-        <w:rPr>
-          <w:rFonts w:ascii="微软雅黑" w:eastAsia="微软雅黑" w:hAnsi="微软雅黑" w:hint="eastAsia"/>
-          <w:color w:val="000000"/>
-          <w:sz w:val="20"/>
-          <w:szCs w:val="20"/>
-          <w:shd w:val="clear" w:color="auto" w:fill="FEFEF2"/>
-        </w:rPr>
-        <w:t>Dockerfile</w:t>
-      </w:r>
-      <w:proofErr w:type="spellEnd"/>
-      <w:r>
-        <w:rPr>
-          <w:rFonts w:ascii="微软雅黑" w:eastAsia="微软雅黑" w:hAnsi="微软雅黑" w:hint="eastAsia"/>
-          <w:color w:val="000000"/>
-          <w:sz w:val="20"/>
-          <w:szCs w:val="20"/>
-          <w:shd w:val="clear" w:color="auto" w:fill="FEFEF2"/>
-        </w:rPr>
-        <w:t>文件</w:t>
-      </w:r>
-      <w:r>
-        <w:rPr>
-          <w:rFonts w:ascii="宋体" w:eastAsia="宋体" w:hAnsi="宋体" w:hint="eastAsia"/>
+        <w:t>Docker</w:t>
+      </w:r>
+      <w:r>
+        <w:rPr>
+          <w:rFonts w:ascii="宋体" w:eastAsia="宋体" w:hAnsi="宋体"/>
+          <w:color w:val="7F7F7F" w:themeColor="text1" w:themeTint="80"/>
           <w:sz w:val="28"/>
           <w:szCs w:val="28"/>
         </w:rPr>
-        <w:t>）</w:t>
+        <w:t>file</w:t>
+      </w:r>
+      <w:r>
+        <w:rPr>
+          <w:rFonts w:ascii="宋体" w:eastAsia="宋体" w:hAnsi="宋体" w:hint="eastAsia"/>
+          <w:color w:val="7F7F7F" w:themeColor="text1" w:themeTint="80"/>
+          <w:sz w:val="28"/>
+          <w:szCs w:val="28"/>
+        </w:rPr>
+        <w:t>文件内容如下：</w:t>
+      </w:r>
+    </w:p>
+    <w:p>
+      <w:pPr>
+        <w:pStyle w:val="a7"/>
+        <w:ind w:leftChars="371" w:left="779" w:firstLineChars="0" w:firstLine="0"/>
+        <w:rPr>
+          <w:rFonts w:ascii="宋体" w:eastAsia="宋体" w:hAnsi="宋体"/>
+          <w:color w:val="7F7F7F" w:themeColor="text1" w:themeTint="80"/>
+          <w:sz w:val="22"/>
+        </w:rPr>
+      </w:pPr>
+      <w:r>
+        <w:rPr>
+          <w:rFonts w:ascii="宋体" w:eastAsia="宋体" w:hAnsi="宋体"/>
+          <w:color w:val="7F7F7F" w:themeColor="text1" w:themeTint="80"/>
+          <w:sz w:val="22"/>
+        </w:rPr>
+        <w:t>from tomcat:v1.0.1  #from 后面是要跟的</w:t>
+      </w:r>
+      <w:r>
+        <w:rPr>
+          <w:rFonts w:ascii="宋体" w:eastAsia="宋体" w:hAnsi="宋体" w:hint="eastAsia"/>
+          <w:color w:val="7F7F7F" w:themeColor="text1" w:themeTint="80"/>
+          <w:sz w:val="22"/>
+        </w:rPr>
+        <w:t>是制作新镜像的</w:t>
+      </w:r>
+      <w:r>
+        <w:rPr>
+          <w:rFonts w:ascii="宋体" w:eastAsia="宋体" w:hAnsi="宋体"/>
+          <w:color w:val="7F7F7F" w:themeColor="text1" w:themeTint="80"/>
+          <w:sz w:val="22"/>
+        </w:rPr>
+        <w:t>基础的镜像</w:t>
+      </w:r>
+    </w:p>
+    <w:p>
+      <w:pPr>
+        <w:pStyle w:val="a7"/>
+        <w:ind w:leftChars="371" w:left="779" w:firstLineChars="0" w:firstLine="0"/>
+        <w:rPr>
+          <w:rFonts w:ascii="宋体" w:eastAsia="宋体" w:hAnsi="宋体"/>
+          <w:color w:val="7F7F7F" w:themeColor="text1" w:themeTint="80"/>
+          <w:sz w:val="18"/>
+          <w:szCs w:val="18"/>
+        </w:rPr>
+      </w:pPr>
+      <w:r>
+        <w:rPr>
+          <w:rFonts w:ascii="宋体" w:eastAsia="宋体" w:hAnsi="宋体"/>
+          <w:color w:val="7F7F7F" w:themeColor="text1" w:themeTint="80"/>
+          <w:sz w:val="22"/>
+        </w:rPr>
+        <w:t>ADD sysadmin.war /root/apache-tomcat-7.0.108/webapps</w:t>
       </w:r>
     </w:p>
     <w:p>
@@ -136,12 +229,23 @@
           <w:ilvl w:val="0"/>
           <w:numId w:val="4"/>
         </w:numPr>
+        <w:rPr>
+          <w:color w:val="FF0000"/>
+        </w:rPr>
       </w:pPr>
       <w:r>
         <w:rPr>
           <w:rFonts w:hint="eastAsia"/>
-        </w:rPr>
-        <w:t>生成镜像</w:t>
+          <w:color w:val="FF0000"/>
+        </w:rPr>
+        <w:t>制作</w:t>
+      </w:r>
+      <w:r>
+        <w:rPr>
+          <w:rFonts w:hint="eastAsia"/>
+          <w:color w:val="FF0000"/>
+        </w:rPr>
+        <w:t>镜像</w:t>
       </w:r>
     </w:p>
     <w:p>
@@ -168,7 +272,6 @@
           <w:color w:val="000000"/>
           <w:sz w:val="20"/>
           <w:szCs w:val="20"/>
-          <w:shd w:val="clear" w:color="auto" w:fill="FEFEF2"/>
         </w:rPr>
         <w:t>docker build -t 容器名字:版本号 .（docker build -t</w:t>
       </w:r>
@@ -178,7 +281,6 @@
           <w:color w:val="000000"/>
           <w:sz w:val="20"/>
           <w:szCs w:val="20"/>
-          <w:shd w:val="clear" w:color="auto" w:fill="FEFEF2"/>
         </w:rPr>
         <w:t xml:space="preserve"> </w:t>
       </w:r>
@@ -188,7 +290,6 @@
           <w:color w:val="000000"/>
           <w:sz w:val="20"/>
           <w:szCs w:val="20"/>
-          <w:shd w:val="clear" w:color="auto" w:fill="FEFEF2"/>
         </w:rPr>
         <w:t>tomcat:</w:t>
       </w:r>
@@ -198,9 +299,26 @@
           <w:color w:val="000000"/>
           <w:sz w:val="20"/>
           <w:szCs w:val="20"/>
-          <w:shd w:val="clear" w:color="auto" w:fill="FEFEF2"/>
-        </w:rPr>
-        <w:t>v1.0.1 .</w:t>
+        </w:rPr>
+        <w:t>v1.0.</w:t>
+      </w:r>
+      <w:r>
+        <w:rPr>
+          <w:rFonts w:ascii="微软雅黑" w:eastAsia="微软雅黑" w:hAnsi="微软雅黑"/>
+          <w:color w:val="000000"/>
+          <w:sz w:val="20"/>
+          <w:szCs w:val="20"/>
+        </w:rPr>
+        <w:t>2</w:t>
+      </w:r>
+      <w:r>
+        <w:rPr>
+          <w:rFonts w:ascii="微软雅黑" w:eastAsia="微软雅黑" w:hAnsi="微软雅黑"/>
+          <w:color w:val="000000"/>
+          <w:sz w:val="20"/>
+          <w:szCs w:val="20"/>
+        </w:rPr>
+        <w:t xml:space="preserve"> .</w:t>
       </w:r>
       <w:r>
         <w:rPr>
@@ -208,7 +326,6 @@
           <w:color w:val="000000"/>
           <w:sz w:val="20"/>
           <w:szCs w:val="20"/>
-          <w:shd w:val="clear" w:color="auto" w:fill="FEFEF2"/>
         </w:rPr>
         <w:t>）</w:t>
       </w:r>
@@ -237,7 +354,6 @@
           <w:color w:val="000000"/>
           <w:sz w:val="20"/>
           <w:szCs w:val="20"/>
-          <w:shd w:val="clear" w:color="auto" w:fill="FEFEF2"/>
         </w:rPr>
       </w:pPr>
       <w:r>
@@ -246,7 +362,6 @@
           <w:color w:val="000000"/>
           <w:sz w:val="20"/>
           <w:szCs w:val="20"/>
-          <w:shd w:val="clear" w:color="auto" w:fill="FEFEF2"/>
         </w:rPr>
         <w:t>docker</w:t>
       </w:r>
@@ -256,7 +371,6 @@
           <w:color w:val="000000"/>
           <w:sz w:val="20"/>
           <w:szCs w:val="20"/>
-          <w:shd w:val="clear" w:color="auto" w:fill="FEFEF2"/>
         </w:rPr>
         <w:t xml:space="preserve"> </w:t>
       </w:r>
@@ -266,7 +380,6 @@
           <w:color w:val="000000"/>
           <w:sz w:val="20"/>
           <w:szCs w:val="20"/>
-          <w:shd w:val="clear" w:color="auto" w:fill="FEFEF2"/>
         </w:rPr>
         <w:t>imager</w:t>
       </w:r>
@@ -278,10 +391,14 @@
           <w:ilvl w:val="0"/>
           <w:numId w:val="4"/>
         </w:numPr>
+        <w:rPr>
+          <w:color w:val="FF0000"/>
+        </w:rPr>
       </w:pPr>
       <w:r>
         <w:rPr>
           <w:rFonts w:hint="eastAsia"/>
+          <w:color w:val="FF0000"/>
         </w:rPr>
         <w:t>启动镜像</w:t>
       </w:r>
@@ -295,7 +412,6 @@
           <w:color w:val="000000"/>
           <w:sz w:val="20"/>
           <w:szCs w:val="20"/>
-          <w:shd w:val="clear" w:color="auto" w:fill="FEFEF2"/>
         </w:rPr>
       </w:pPr>
       <w:r>
@@ -304,7 +420,6 @@
           <w:color w:val="000000"/>
           <w:sz w:val="20"/>
           <w:szCs w:val="20"/>
-          <w:shd w:val="clear" w:color="auto" w:fill="FEFEF2"/>
         </w:rPr>
         <w:t xml:space="preserve">docker run -d -p </w:t>
       </w:r>
@@ -314,7 +429,6 @@
           <w:color w:val="000000"/>
           <w:sz w:val="20"/>
           <w:szCs w:val="20"/>
-          <w:shd w:val="clear" w:color="auto" w:fill="FEFEF2"/>
         </w:rPr>
         <w:t>8</w:t>
       </w:r>
@@ -324,7 +438,6 @@
           <w:color w:val="000000"/>
           <w:sz w:val="20"/>
           <w:szCs w:val="20"/>
-          <w:shd w:val="clear" w:color="auto" w:fill="FEFEF2"/>
         </w:rPr>
         <w:t xml:space="preserve">080:8080 </w:t>
       </w:r>
@@ -334,7 +447,6 @@
           <w:color w:val="000000"/>
           <w:sz w:val="20"/>
           <w:szCs w:val="20"/>
-          <w:shd w:val="clear" w:color="auto" w:fill="FEFEF2"/>
         </w:rPr>
         <w:t xml:space="preserve">容器名字:版本号（docker run -d -p </w:t>
       </w:r>
@@ -344,7 +456,6 @@
           <w:color w:val="000000"/>
           <w:sz w:val="20"/>
           <w:szCs w:val="20"/>
-          <w:shd w:val="clear" w:color="auto" w:fill="FEFEF2"/>
         </w:rPr>
         <w:t>8</w:t>
       </w:r>
@@ -354,7 +465,6 @@
           <w:color w:val="000000"/>
           <w:sz w:val="20"/>
           <w:szCs w:val="20"/>
-          <w:shd w:val="clear" w:color="auto" w:fill="FEFEF2"/>
         </w:rPr>
         <w:t>080:8080</w:t>
       </w:r>
@@ -364,7 +474,6 @@
           <w:color w:val="000000"/>
           <w:sz w:val="20"/>
           <w:szCs w:val="20"/>
-          <w:shd w:val="clear" w:color="auto" w:fill="FEFEF2"/>
         </w:rPr>
         <w:t xml:space="preserve"> </w:t>
       </w:r>
@@ -374,7 +483,6 @@
           <w:color w:val="000000"/>
           <w:sz w:val="20"/>
           <w:szCs w:val="20"/>
-          <w:shd w:val="clear" w:color="auto" w:fill="FEFEF2"/>
         </w:rPr>
         <w:t>tomcat:</w:t>
       </w:r>
@@ -384,9 +492,17 @@
           <w:color w:val="000000"/>
           <w:sz w:val="20"/>
           <w:szCs w:val="20"/>
-          <w:shd w:val="clear" w:color="auto" w:fill="FEFEF2"/>
-        </w:rPr>
-        <w:t>v1.0.1</w:t>
+        </w:rPr>
+        <w:t>v1.0.</w:t>
+      </w:r>
+      <w:r>
+        <w:rPr>
+          <w:rFonts w:ascii="微软雅黑" w:eastAsia="微软雅黑" w:hAnsi="微软雅黑"/>
+          <w:color w:val="000000"/>
+          <w:sz w:val="20"/>
+          <w:szCs w:val="20"/>
+        </w:rPr>
+        <w:t>2</w:t>
       </w:r>
       <w:r>
         <w:rPr>
@@ -394,7 +510,6 @@
           <w:color w:val="000000"/>
           <w:sz w:val="20"/>
           <w:szCs w:val="20"/>
-          <w:shd w:val="clear" w:color="auto" w:fill="FEFEF2"/>
         </w:rPr>
         <w:t>）</w:t>
       </w:r>
@@ -406,14 +521,10 @@
           <w:ilvl w:val="0"/>
           <w:numId w:val="4"/>
         </w:numPr>
-        <w:rPr>
-          <w:shd w:val="clear" w:color="auto" w:fill="FEFEF2"/>
-        </w:rPr>
       </w:pPr>
       <w:r>
         <w:rPr>
           <w:rFonts w:hint="eastAsia"/>
-          <w:shd w:val="clear" w:color="auto" w:fill="FEFEF2"/>
         </w:rPr>
         <w:t>查看启动镜像</w:t>
       </w:r>
@@ -427,7 +538,6 @@
           <w:color w:val="000000"/>
           <w:sz w:val="20"/>
           <w:szCs w:val="20"/>
-          <w:shd w:val="clear" w:color="auto" w:fill="FEFEF2"/>
         </w:rPr>
       </w:pPr>
       <w:r>
@@ -436,7 +546,6 @@
           <w:color w:val="000000"/>
           <w:sz w:val="20"/>
           <w:szCs w:val="20"/>
-          <w:shd w:val="clear" w:color="auto" w:fill="FEFEF2"/>
         </w:rPr>
         <w:t>docker</w:t>
       </w:r>
@@ -446,22 +555,18 @@
           <w:color w:val="000000"/>
           <w:sz w:val="20"/>
           <w:szCs w:val="20"/>
-          <w:shd w:val="clear" w:color="auto" w:fill="FEFEF2"/>
         </w:rPr>
         <w:t xml:space="preserve"> </w:t>
       </w:r>
-      <w:proofErr w:type="spellStart"/>
       <w:r>
         <w:rPr>
           <w:rFonts w:ascii="微软雅黑" w:eastAsia="微软雅黑" w:hAnsi="微软雅黑" w:hint="eastAsia"/>
           <w:color w:val="000000"/>
           <w:sz w:val="20"/>
           <w:szCs w:val="20"/>
-          <w:shd w:val="clear" w:color="auto" w:fill="FEFEF2"/>
         </w:rPr>
         <w:t>ps</w:t>
       </w:r>
-      <w:proofErr w:type="spellEnd"/>
     </w:p>
     <w:p>
       <w:pPr>
@@ -470,17 +575,528 @@
           <w:ilvl w:val="0"/>
           <w:numId w:val="4"/>
         </w:numPr>
-        <w:rPr>
-          <w:shd w:val="clear" w:color="auto" w:fill="FEFEF2"/>
-        </w:rPr>
       </w:pPr>
       <w:r>
         <w:rPr>
           <w:rFonts w:hint="eastAsia"/>
-          <w:shd w:val="clear" w:color="auto" w:fill="FEFEF2"/>
-        </w:rPr>
+        </w:rPr>
+        <w:lastRenderedPageBreak/>
         <w:t>运行容器</w:t>
       </w:r>
+    </w:p>
+    <w:p/>
+    <w:p>
+      <w:pPr>
+        <w:pStyle w:val="1"/>
+        <w:jc w:val="center"/>
+      </w:pPr>
+      <w:r>
+        <w:rPr>
+          <w:rFonts w:hint="eastAsia"/>
+        </w:rPr>
+        <w:t>将制作好的镜像推送到harbor中</w:t>
+      </w:r>
+    </w:p>
+    <w:p>
+      <w:pPr>
+        <w:pStyle w:val="2"/>
+        <w:numPr>
+          <w:ilvl w:val="0"/>
+          <w:numId w:val="6"/>
+        </w:numPr>
+      </w:pPr>
+      <w:r>
+        <w:rPr>
+          <w:rFonts w:hint="eastAsia"/>
+        </w:rPr>
+        <w:t>首先编写Dockerfile文件内容同上</w:t>
+      </w:r>
+    </w:p>
+    <w:p>
+      <w:pPr>
+        <w:pStyle w:val="2"/>
+        <w:numPr>
+          <w:ilvl w:val="0"/>
+          <w:numId w:val="6"/>
+        </w:numPr>
+      </w:pPr>
+      <w:r>
+        <w:rPr>
+          <w:rFonts w:hint="eastAsia"/>
+        </w:rPr>
+        <w:t>制作镜像</w:t>
+      </w:r>
+    </w:p>
+    <w:p>
+      <w:pPr>
+        <w:pStyle w:val="a7"/>
+        <w:spacing w:line="360" w:lineRule="auto"/>
+        <w:ind w:firstLine="480"/>
+        <w:rPr>
+          <w:rFonts w:ascii="宋体" w:eastAsia="宋体" w:hAnsi="宋体"/>
+          <w:color w:val="000000"/>
+          <w:sz w:val="24"/>
+          <w:szCs w:val="24"/>
+        </w:rPr>
+      </w:pPr>
+      <w:r>
+        <w:rPr>
+          <w:rFonts w:ascii="宋体" w:eastAsia="宋体" w:hAnsi="宋体" w:hint="eastAsia"/>
+          <w:sz w:val="24"/>
+          <w:szCs w:val="24"/>
+        </w:rPr>
+        <w:t>2</w:t>
+      </w:r>
+      <w:r>
+        <w:rPr>
+          <w:rFonts w:ascii="宋体" w:eastAsia="宋体" w:hAnsi="宋体"/>
+          <w:sz w:val="24"/>
+          <w:szCs w:val="24"/>
+        </w:rPr>
+        <w:t xml:space="preserve">.1 </w:t>
+      </w:r>
+      <w:r>
+        <w:rPr>
+          <w:rFonts w:ascii="宋体" w:eastAsia="宋体" w:hAnsi="宋体" w:hint="eastAsia"/>
+          <w:sz w:val="24"/>
+          <w:szCs w:val="24"/>
+        </w:rPr>
+        <w:t>执行</w:t>
+      </w:r>
+      <w:r>
+        <w:rPr>
+          <w:rFonts w:ascii="宋体" w:eastAsia="宋体" w:hAnsi="宋体" w:hint="eastAsia"/>
+          <w:color w:val="000000"/>
+          <w:sz w:val="24"/>
+          <w:szCs w:val="24"/>
+        </w:rPr>
+        <w:t>docker build -t 域名/仓库名/容器名字:版本号 .</w:t>
+      </w:r>
+    </w:p>
+    <w:p>
+      <w:pPr>
+        <w:pStyle w:val="a7"/>
+        <w:spacing w:line="360" w:lineRule="auto"/>
+        <w:ind w:firstLine="480"/>
+        <w:rPr>
+          <w:rFonts w:ascii="宋体" w:eastAsia="宋体" w:hAnsi="宋体"/>
+          <w:color w:val="000000"/>
+          <w:sz w:val="24"/>
+          <w:szCs w:val="24"/>
+        </w:rPr>
+      </w:pPr>
+      <w:r>
+        <w:rPr>
+          <w:rFonts w:ascii="宋体" w:eastAsia="宋体" w:hAnsi="宋体" w:hint="eastAsia"/>
+          <w:color w:val="000000"/>
+          <w:sz w:val="24"/>
+          <w:szCs w:val="24"/>
+        </w:rPr>
+        <w:t>（docker build -t</w:t>
+      </w:r>
+      <w:r>
+        <w:rPr>
+          <w:rFonts w:ascii="宋体" w:eastAsia="宋体" w:hAnsi="宋体"/>
+          <w:color w:val="000000"/>
+          <w:sz w:val="24"/>
+          <w:szCs w:val="24"/>
+        </w:rPr>
+        <w:t xml:space="preserve"> 192.168.15.131/tomcat-test/</w:t>
+      </w:r>
+      <w:r>
+        <w:rPr>
+          <w:rFonts w:ascii="宋体" w:eastAsia="宋体" w:hAnsi="宋体" w:hint="eastAsia"/>
+          <w:color w:val="000000"/>
+          <w:sz w:val="24"/>
+          <w:szCs w:val="24"/>
+        </w:rPr>
+        <w:t>tomcat:</w:t>
+      </w:r>
+      <w:r>
+        <w:rPr>
+          <w:rFonts w:ascii="宋体" w:eastAsia="宋体" w:hAnsi="宋体"/>
+          <w:color w:val="000000"/>
+          <w:sz w:val="24"/>
+          <w:szCs w:val="24"/>
+        </w:rPr>
+        <w:t>v1.0.2 .</w:t>
+      </w:r>
+      <w:r>
+        <w:rPr>
+          <w:rFonts w:ascii="宋体" w:eastAsia="宋体" w:hAnsi="宋体" w:hint="eastAsia"/>
+          <w:color w:val="000000"/>
+          <w:sz w:val="24"/>
+          <w:szCs w:val="24"/>
+        </w:rPr>
+        <w:t>）</w:t>
+      </w:r>
+    </w:p>
+    <w:p>
+      <w:pPr>
+        <w:pStyle w:val="a7"/>
+        <w:spacing w:line="360" w:lineRule="auto"/>
+        <w:rPr>
+          <w:rFonts w:ascii="宋体" w:eastAsia="宋体" w:hAnsi="宋体"/>
+          <w:color w:val="7F7F7F" w:themeColor="text1" w:themeTint="80"/>
+          <w:szCs w:val="21"/>
+        </w:rPr>
+      </w:pPr>
+      <w:r>
+        <w:rPr>
+          <w:rFonts w:ascii="宋体" w:eastAsia="宋体" w:hAnsi="宋体" w:hint="eastAsia"/>
+          <w:color w:val="7F7F7F" w:themeColor="text1" w:themeTint="80"/>
+          <w:szCs w:val="21"/>
+        </w:rPr>
+        <w:t>这里在对仓库进行命名的时候使用“域名/仓库名/容器名字”这种格式的目的是和harbor中的地址一直。后面在想harbor中推送镜像的时候不需要在使用d</w:t>
+      </w:r>
+      <w:r>
+        <w:rPr>
+          <w:rFonts w:ascii="宋体" w:eastAsia="宋体" w:hAnsi="宋体"/>
+          <w:color w:val="7F7F7F" w:themeColor="text1" w:themeTint="80"/>
+          <w:szCs w:val="21"/>
+        </w:rPr>
+        <w:t xml:space="preserve">ocker tag </w:t>
+      </w:r>
+      <w:r>
+        <w:rPr>
+          <w:rFonts w:ascii="宋体" w:eastAsia="宋体" w:hAnsi="宋体" w:hint="eastAsia"/>
+          <w:color w:val="7F7F7F" w:themeColor="text1" w:themeTint="80"/>
+          <w:szCs w:val="21"/>
+        </w:rPr>
+        <w:t>命令进行重命名了</w:t>
+      </w:r>
+      <w:r>
+        <w:rPr>
+          <w:rFonts w:ascii="宋体" w:eastAsia="宋体" w:hAnsi="宋体" w:hint="eastAsia"/>
+          <w:color w:val="7F7F7F" w:themeColor="text1" w:themeTint="80"/>
+          <w:szCs w:val="21"/>
+        </w:rPr>
+        <w:t>.</w:t>
+      </w:r>
+    </w:p>
+    <w:p>
+      <w:pPr>
+        <w:pStyle w:val="2"/>
+        <w:numPr>
+          <w:ilvl w:val="0"/>
+          <w:numId w:val="6"/>
+        </w:numPr>
+      </w:pPr>
+      <w:r>
+        <w:rPr>
+          <w:rFonts w:hint="eastAsia"/>
+        </w:rPr>
+        <w:t>重命名镜像（使用方式</w:t>
+      </w:r>
+      <w:r>
+        <w:t>2</w:t>
+      </w:r>
+      <w:r>
+        <w:rPr>
+          <w:rFonts w:hint="eastAsia"/>
+        </w:rPr>
+        <w:t>格式制作镜像跳过此步骤）</w:t>
+      </w:r>
+    </w:p>
+    <w:p>
+      <w:pPr>
+        <w:pStyle w:val="a7"/>
+        <w:spacing w:line="360" w:lineRule="auto"/>
+        <w:ind w:left="420" w:firstLineChars="0" w:firstLine="0"/>
+        <w:rPr>
+          <w:rFonts w:ascii="宋体" w:eastAsia="宋体" w:hAnsi="宋体"/>
+          <w:sz w:val="24"/>
+          <w:szCs w:val="24"/>
+        </w:rPr>
+      </w:pPr>
+      <w:r>
+        <w:rPr>
+          <w:rFonts w:ascii="宋体" w:eastAsia="宋体" w:hAnsi="宋体" w:hint="eastAsia"/>
+          <w:sz w:val="24"/>
+          <w:szCs w:val="24"/>
+        </w:rPr>
+        <w:t>如果在构建 docker镜像时对镜像进行命名没有使用“域名/仓库名/容器名字:版本号” 这种格式，</w:t>
+      </w:r>
+    </w:p>
+    <w:p>
+      <w:pPr>
+        <w:pStyle w:val="a7"/>
+        <w:spacing w:line="360" w:lineRule="auto"/>
+        <w:ind w:firstLine="480"/>
+        <w:rPr>
+          <w:rFonts w:ascii="宋体" w:eastAsia="宋体" w:hAnsi="宋体"/>
+          <w:sz w:val="24"/>
+          <w:szCs w:val="24"/>
+        </w:rPr>
+      </w:pPr>
+      <w:r>
+        <w:rPr>
+          <w:rFonts w:ascii="宋体" w:eastAsia="宋体" w:hAnsi="宋体" w:hint="eastAsia"/>
+          <w:sz w:val="24"/>
+          <w:szCs w:val="24"/>
+        </w:rPr>
+        <w:t>例如：docker build -t</w:t>
+      </w:r>
+      <w:r>
+        <w:rPr>
+          <w:rFonts w:ascii="宋体" w:eastAsia="宋体" w:hAnsi="宋体"/>
+          <w:sz w:val="24"/>
+          <w:szCs w:val="24"/>
+        </w:rPr>
+        <w:t xml:space="preserve"> </w:t>
+      </w:r>
+      <w:r>
+        <w:rPr>
+          <w:rFonts w:ascii="宋体" w:eastAsia="宋体" w:hAnsi="宋体" w:hint="eastAsia"/>
+          <w:sz w:val="24"/>
+          <w:szCs w:val="24"/>
+        </w:rPr>
+        <w:t>tomcat:</w:t>
+      </w:r>
+      <w:r>
+        <w:rPr>
+          <w:rFonts w:ascii="宋体" w:eastAsia="宋体" w:hAnsi="宋体"/>
+          <w:sz w:val="24"/>
+          <w:szCs w:val="24"/>
+        </w:rPr>
+        <w:t xml:space="preserve">v1.0.2 . </w:t>
+      </w:r>
+      <w:r>
+        <w:rPr>
+          <w:rFonts w:ascii="宋体" w:eastAsia="宋体" w:hAnsi="宋体" w:hint="eastAsia"/>
+          <w:sz w:val="24"/>
+          <w:szCs w:val="24"/>
+        </w:rPr>
+        <w:t>。</w:t>
+      </w:r>
+    </w:p>
+    <w:p>
+      <w:pPr>
+        <w:pStyle w:val="a7"/>
+        <w:spacing w:line="360" w:lineRule="auto"/>
+        <w:ind w:firstLine="480"/>
+        <w:rPr>
+          <w:rFonts w:ascii="宋体" w:eastAsia="宋体" w:hAnsi="宋体"/>
+          <w:sz w:val="24"/>
+          <w:szCs w:val="24"/>
+        </w:rPr>
+      </w:pPr>
+      <w:r>
+        <w:rPr>
+          <w:rFonts w:ascii="宋体" w:eastAsia="宋体" w:hAnsi="宋体" w:hint="eastAsia"/>
+          <w:sz w:val="24"/>
+          <w:szCs w:val="24"/>
+        </w:rPr>
+        <w:t>在向</w:t>
+      </w:r>
+      <w:r>
+        <w:rPr>
+          <w:rFonts w:ascii="宋体" w:eastAsia="宋体" w:hAnsi="宋体" w:hint="eastAsia"/>
+          <w:sz w:val="24"/>
+          <w:szCs w:val="24"/>
+        </w:rPr>
+        <w:t>harbor推送镜像之前需要是使用docker</w:t>
+      </w:r>
+      <w:r>
+        <w:rPr>
+          <w:rFonts w:ascii="宋体" w:eastAsia="宋体" w:hAnsi="宋体"/>
+          <w:sz w:val="24"/>
+          <w:szCs w:val="24"/>
+        </w:rPr>
+        <w:t xml:space="preserve"> </w:t>
+      </w:r>
+      <w:r>
+        <w:rPr>
+          <w:rFonts w:ascii="宋体" w:eastAsia="宋体" w:hAnsi="宋体" w:hint="eastAsia"/>
+          <w:sz w:val="24"/>
+          <w:szCs w:val="24"/>
+        </w:rPr>
+        <w:t>tag</w:t>
+      </w:r>
+      <w:r>
+        <w:rPr>
+          <w:rFonts w:ascii="宋体" w:eastAsia="宋体" w:hAnsi="宋体"/>
+          <w:sz w:val="24"/>
+          <w:szCs w:val="24"/>
+        </w:rPr>
+        <w:t xml:space="preserve"> </w:t>
+      </w:r>
+      <w:r>
+        <w:rPr>
+          <w:rFonts w:ascii="宋体" w:eastAsia="宋体" w:hAnsi="宋体" w:hint="eastAsia"/>
+          <w:sz w:val="24"/>
+          <w:szCs w:val="24"/>
+        </w:rPr>
+        <w:t>进行对镜像重命名，</w:t>
+      </w:r>
+    </w:p>
+    <w:p>
+      <w:pPr>
+        <w:pStyle w:val="a7"/>
+        <w:spacing w:line="360" w:lineRule="auto"/>
+        <w:ind w:firstLine="480"/>
+        <w:rPr>
+          <w:rFonts w:ascii="宋体" w:eastAsia="宋体" w:hAnsi="宋体"/>
+          <w:sz w:val="24"/>
+          <w:szCs w:val="24"/>
+        </w:rPr>
+      </w:pPr>
+      <w:r>
+        <w:rPr>
+          <w:rFonts w:ascii="宋体" w:eastAsia="宋体" w:hAnsi="宋体" w:hint="eastAsia"/>
+          <w:sz w:val="24"/>
+          <w:szCs w:val="24"/>
+        </w:rPr>
+        <w:t>例如：</w:t>
+      </w:r>
+    </w:p>
+    <w:p>
+      <w:pPr>
+        <w:pStyle w:val="a7"/>
+        <w:spacing w:line="360" w:lineRule="auto"/>
+        <w:ind w:firstLine="480"/>
+        <w:rPr>
+          <w:rFonts w:ascii="宋体" w:eastAsia="宋体" w:hAnsi="宋体"/>
+          <w:sz w:val="24"/>
+          <w:szCs w:val="24"/>
+        </w:rPr>
+      </w:pPr>
+      <w:r>
+        <w:rPr>
+          <w:rFonts w:ascii="宋体" w:eastAsia="宋体" w:hAnsi="宋体"/>
+          <w:sz w:val="24"/>
+          <w:szCs w:val="24"/>
+        </w:rPr>
+        <w:t>docker</w:t>
+      </w:r>
+      <w:r>
+        <w:rPr>
+          <w:rFonts w:ascii="宋体" w:eastAsia="宋体" w:hAnsi="宋体"/>
+          <w:sz w:val="24"/>
+          <w:szCs w:val="24"/>
+        </w:rPr>
+        <w:t xml:space="preserve"> </w:t>
+      </w:r>
+      <w:r>
+        <w:rPr>
+          <w:rFonts w:ascii="宋体" w:eastAsia="宋体" w:hAnsi="宋体"/>
+          <w:sz w:val="24"/>
+          <w:szCs w:val="24"/>
+        </w:rPr>
+        <w:t xml:space="preserve">tag </w:t>
+      </w:r>
+      <w:r>
+        <w:rPr>
+          <w:rFonts w:ascii="宋体" w:eastAsia="宋体" w:hAnsi="宋体" w:hint="eastAsia"/>
+          <w:sz w:val="24"/>
+          <w:szCs w:val="24"/>
+        </w:rPr>
+        <w:t>tomcat:</w:t>
+      </w:r>
+      <w:r>
+        <w:rPr>
+          <w:rFonts w:ascii="宋体" w:eastAsia="宋体" w:hAnsi="宋体"/>
+          <w:sz w:val="24"/>
+          <w:szCs w:val="24"/>
+        </w:rPr>
+        <w:t>v1.0.2 192.168.15.131/tomcat-test/</w:t>
+      </w:r>
+      <w:r>
+        <w:rPr>
+          <w:rFonts w:ascii="宋体" w:eastAsia="宋体" w:hAnsi="宋体" w:hint="eastAsia"/>
+          <w:sz w:val="24"/>
+          <w:szCs w:val="24"/>
+        </w:rPr>
+        <w:t xml:space="preserve"> tomcat:</w:t>
+      </w:r>
+      <w:r>
+        <w:rPr>
+          <w:rFonts w:ascii="宋体" w:eastAsia="宋体" w:hAnsi="宋体"/>
+          <w:sz w:val="24"/>
+          <w:szCs w:val="24"/>
+        </w:rPr>
+        <w:t>v1.0.2</w:t>
+      </w:r>
+      <w:r>
+        <w:rPr>
+          <w:rFonts w:ascii="宋体" w:eastAsia="宋体" w:hAnsi="宋体" w:hint="eastAsia"/>
+          <w:sz w:val="24"/>
+          <w:szCs w:val="24"/>
+        </w:rPr>
+        <w:t>。</w:t>
+      </w:r>
+    </w:p>
+    <w:p>
+      <w:pPr>
+        <w:pStyle w:val="2"/>
+        <w:numPr>
+          <w:ilvl w:val="0"/>
+          <w:numId w:val="6"/>
+        </w:numPr>
+      </w:pPr>
+      <w:r>
+        <w:rPr>
+          <w:rFonts w:hint="eastAsia"/>
+        </w:rPr>
+        <w:t>向harbor</w:t>
+      </w:r>
+      <w:r>
+        <w:t xml:space="preserve"> </w:t>
+      </w:r>
+      <w:r>
+        <w:rPr>
+          <w:rFonts w:hint="eastAsia"/>
+        </w:rPr>
+        <w:t xml:space="preserve">中推送镜像 </w:t>
+      </w:r>
+    </w:p>
+    <w:p>
+      <w:pPr>
+        <w:spacing w:line="360" w:lineRule="auto"/>
+        <w:ind w:firstLineChars="200" w:firstLine="480"/>
+        <w:rPr>
+          <w:rFonts w:ascii="宋体" w:eastAsia="宋体" w:hAnsi="宋体"/>
+          <w:sz w:val="24"/>
+          <w:szCs w:val="24"/>
+        </w:rPr>
+      </w:pPr>
+      <w:r>
+        <w:rPr>
+          <w:rFonts w:ascii="宋体" w:eastAsia="宋体" w:hAnsi="宋体" w:hint="eastAsia"/>
+          <w:sz w:val="24"/>
+          <w:szCs w:val="24"/>
+        </w:rPr>
+        <w:t>命令</w:t>
+      </w:r>
+      <w:r>
+        <w:rPr>
+          <w:rFonts w:ascii="宋体" w:eastAsia="宋体" w:hAnsi="宋体"/>
+          <w:sz w:val="24"/>
+          <w:szCs w:val="24"/>
+        </w:rPr>
+        <w:t>docker push 192.168.15.131/tomcat-test/</w:t>
+      </w:r>
+      <w:r>
+        <w:rPr>
+          <w:rFonts w:ascii="宋体" w:eastAsia="宋体" w:hAnsi="宋体" w:hint="eastAsia"/>
+          <w:sz w:val="24"/>
+          <w:szCs w:val="24"/>
+        </w:rPr>
+        <w:t>tomcat:</w:t>
+      </w:r>
+      <w:r>
+        <w:rPr>
+          <w:rFonts w:ascii="宋体" w:eastAsia="宋体" w:hAnsi="宋体"/>
+          <w:sz w:val="24"/>
+          <w:szCs w:val="24"/>
+        </w:rPr>
+        <w:t>v1.0.2</w:t>
+      </w:r>
+    </w:p>
+    <w:p>
+      <w:pPr>
+        <w:jc w:val="center"/>
+      </w:pPr>
     </w:p>
     <w:sectPr>
       <w:pgSz w:w="11906" w:h="16838"/>
@@ -800,10 +1416,188 @@
     </w:lvl>
   </w:abstractNum>
   <w:abstractNum w:abstractNumId="3" w15:restartNumberingAfterBreak="0">
+    <w:nsid w:val="651514F3"/>
+    <w:multiLevelType w:val="hybridMultilevel"/>
+    <w:tmpl w:val="A0C2A68C"/>
+    <w:lvl w:ilvl="0" w:tplc="70247DA4">
+      <w:start w:val="1"/>
+      <w:numFmt w:val="decimal"/>
+      <w:lvlText w:val="%1."/>
+      <w:lvlJc w:val="left"/>
+      <w:pPr>
+        <w:ind w:left="360" w:hanging="360"/>
+      </w:pPr>
+      <w:rPr>
+        <w:rFonts w:hint="default"/>
+      </w:rPr>
+    </w:lvl>
+    <w:lvl w:ilvl="1" w:tplc="04090019" w:tentative="1">
+      <w:start w:val="1"/>
+      <w:numFmt w:val="lowerLetter"/>
+      <w:lvlText w:val="%2)"/>
+      <w:lvlJc w:val="left"/>
+      <w:pPr>
+        <w:ind w:left="840" w:hanging="420"/>
+      </w:pPr>
+    </w:lvl>
+    <w:lvl w:ilvl="2" w:tplc="0409001B" w:tentative="1">
+      <w:start w:val="1"/>
+      <w:numFmt w:val="lowerRoman"/>
+      <w:lvlText w:val="%3."/>
+      <w:lvlJc w:val="right"/>
+      <w:pPr>
+        <w:ind w:left="1260" w:hanging="420"/>
+      </w:pPr>
+    </w:lvl>
+    <w:lvl w:ilvl="3" w:tplc="0409000F" w:tentative="1">
+      <w:start w:val="1"/>
+      <w:numFmt w:val="decimal"/>
+      <w:lvlText w:val="%4."/>
+      <w:lvlJc w:val="left"/>
+      <w:pPr>
+        <w:ind w:left="1680" w:hanging="420"/>
+      </w:pPr>
+    </w:lvl>
+    <w:lvl w:ilvl="4" w:tplc="04090019" w:tentative="1">
+      <w:start w:val="1"/>
+      <w:numFmt w:val="lowerLetter"/>
+      <w:lvlText w:val="%5)"/>
+      <w:lvlJc w:val="left"/>
+      <w:pPr>
+        <w:ind w:left="2100" w:hanging="420"/>
+      </w:pPr>
+    </w:lvl>
+    <w:lvl w:ilvl="5" w:tplc="0409001B" w:tentative="1">
+      <w:start w:val="1"/>
+      <w:numFmt w:val="lowerRoman"/>
+      <w:lvlText w:val="%6."/>
+      <w:lvlJc w:val="right"/>
+      <w:pPr>
+        <w:ind w:left="2520" w:hanging="420"/>
+      </w:pPr>
+    </w:lvl>
+    <w:lvl w:ilvl="6" w:tplc="0409000F" w:tentative="1">
+      <w:start w:val="1"/>
+      <w:numFmt w:val="decimal"/>
+      <w:lvlText w:val="%7."/>
+      <w:lvlJc w:val="left"/>
+      <w:pPr>
+        <w:ind w:left="2940" w:hanging="420"/>
+      </w:pPr>
+    </w:lvl>
+    <w:lvl w:ilvl="7" w:tplc="04090019" w:tentative="1">
+      <w:start w:val="1"/>
+      <w:numFmt w:val="lowerLetter"/>
+      <w:lvlText w:val="%8)"/>
+      <w:lvlJc w:val="left"/>
+      <w:pPr>
+        <w:ind w:left="3360" w:hanging="420"/>
+      </w:pPr>
+    </w:lvl>
+    <w:lvl w:ilvl="8" w:tplc="0409001B" w:tentative="1">
+      <w:start w:val="1"/>
+      <w:numFmt w:val="lowerRoman"/>
+      <w:lvlText w:val="%9."/>
+      <w:lvlJc w:val="right"/>
+      <w:pPr>
+        <w:ind w:left="3780" w:hanging="420"/>
+      </w:pPr>
+    </w:lvl>
+  </w:abstractNum>
+  <w:abstractNum w:abstractNumId="4" w15:restartNumberingAfterBreak="0">
     <w:nsid w:val="68846CA7"/>
     <w:multiLevelType w:val="hybridMultilevel"/>
     <w:tmpl w:val="A6187BC6"/>
     <w:lvl w:ilvl="0" w:tplc="B0B4876C">
+      <w:start w:val="1"/>
+      <w:numFmt w:val="decimal"/>
+      <w:lvlText w:val="%1."/>
+      <w:lvlJc w:val="left"/>
+      <w:pPr>
+        <w:ind w:left="360" w:hanging="360"/>
+      </w:pPr>
+      <w:rPr>
+        <w:rFonts w:hint="default"/>
+      </w:rPr>
+    </w:lvl>
+    <w:lvl w:ilvl="1" w:tplc="04090019" w:tentative="1">
+      <w:start w:val="1"/>
+      <w:numFmt w:val="lowerLetter"/>
+      <w:lvlText w:val="%2)"/>
+      <w:lvlJc w:val="left"/>
+      <w:pPr>
+        <w:ind w:left="840" w:hanging="420"/>
+      </w:pPr>
+    </w:lvl>
+    <w:lvl w:ilvl="2" w:tplc="0409001B" w:tentative="1">
+      <w:start w:val="1"/>
+      <w:numFmt w:val="lowerRoman"/>
+      <w:lvlText w:val="%3."/>
+      <w:lvlJc w:val="right"/>
+      <w:pPr>
+        <w:ind w:left="1260" w:hanging="420"/>
+      </w:pPr>
+    </w:lvl>
+    <w:lvl w:ilvl="3" w:tplc="0409000F" w:tentative="1">
+      <w:start w:val="1"/>
+      <w:numFmt w:val="decimal"/>
+      <w:lvlText w:val="%4."/>
+      <w:lvlJc w:val="left"/>
+      <w:pPr>
+        <w:ind w:left="1680" w:hanging="420"/>
+      </w:pPr>
+    </w:lvl>
+    <w:lvl w:ilvl="4" w:tplc="04090019" w:tentative="1">
+      <w:start w:val="1"/>
+      <w:numFmt w:val="lowerLetter"/>
+      <w:lvlText w:val="%5)"/>
+      <w:lvlJc w:val="left"/>
+      <w:pPr>
+        <w:ind w:left="2100" w:hanging="420"/>
+      </w:pPr>
+    </w:lvl>
+    <w:lvl w:ilvl="5" w:tplc="0409001B" w:tentative="1">
+      <w:start w:val="1"/>
+      <w:numFmt w:val="lowerRoman"/>
+      <w:lvlText w:val="%6."/>
+      <w:lvlJc w:val="right"/>
+      <w:pPr>
+        <w:ind w:left="2520" w:hanging="420"/>
+      </w:pPr>
+    </w:lvl>
+    <w:lvl w:ilvl="6" w:tplc="0409000F" w:tentative="1">
+      <w:start w:val="1"/>
+      <w:numFmt w:val="decimal"/>
+      <w:lvlText w:val="%7."/>
+      <w:lvlJc w:val="left"/>
+      <w:pPr>
+        <w:ind w:left="2940" w:hanging="420"/>
+      </w:pPr>
+    </w:lvl>
+    <w:lvl w:ilvl="7" w:tplc="04090019" w:tentative="1">
+      <w:start w:val="1"/>
+      <w:numFmt w:val="lowerLetter"/>
+      <w:lvlText w:val="%8)"/>
+      <w:lvlJc w:val="left"/>
+      <w:pPr>
+        <w:ind w:left="3360" w:hanging="420"/>
+      </w:pPr>
+    </w:lvl>
+    <w:lvl w:ilvl="8" w:tplc="0409001B" w:tentative="1">
+      <w:start w:val="1"/>
+      <w:numFmt w:val="lowerRoman"/>
+      <w:lvlText w:val="%9."/>
+      <w:lvlJc w:val="right"/>
+      <w:pPr>
+        <w:ind w:left="3780" w:hanging="420"/>
+      </w:pPr>
+    </w:lvl>
+  </w:abstractNum>
+  <w:abstractNum w:abstractNumId="5" w15:restartNumberingAfterBreak="0">
+    <w:nsid w:val="7CFC1F10"/>
+    <w:multiLevelType w:val="hybridMultilevel"/>
+    <w:tmpl w:val="BA34F9F6"/>
+    <w:lvl w:ilvl="0" w:tplc="3754199C">
       <w:start w:val="1"/>
       <w:numFmt w:val="decimal"/>
       <w:lvlText w:val="%1."/>
@@ -898,7 +1692,13 @@
     <w:abstractNumId w:val="0"/>
   </w:num>
   <w:num w:numId="4">
+    <w:abstractNumId w:val="4"/>
+  </w:num>
+  <w:num w:numId="5">
     <w:abstractNumId w:val="3"/>
+  </w:num>
+  <w:num w:numId="6">
+    <w:abstractNumId w:val="5"/>
   </w:num>
 </w:numbering>
 </file>
@@ -1348,6 +2148,51 @@
       <w:szCs w:val="32"/>
     </w:rPr>
   </w:style>
+  <w:style w:type="paragraph" w:styleId="3">
+    <w:name w:val="heading 3"/>
+    <w:basedOn w:val="a"/>
+    <w:next w:val="a"/>
+    <w:link w:val="30"/>
+    <w:uiPriority w:val="9"/>
+    <w:unhideWhenUsed/>
+    <w:qFormat/>
+    <w:rsid w:val="003A2A07"/>
+    <w:pPr>
+      <w:keepNext/>
+      <w:keepLines/>
+      <w:spacing w:before="260" w:after="260" w:line="416" w:lineRule="auto"/>
+      <w:outlineLvl w:val="2"/>
+    </w:pPr>
+    <w:rPr>
+      <w:b/>
+      <w:bCs/>
+      <w:sz w:val="32"/>
+      <w:szCs w:val="32"/>
+    </w:rPr>
+  </w:style>
+  <w:style w:type="paragraph" w:styleId="4">
+    <w:name w:val="heading 4"/>
+    <w:basedOn w:val="a"/>
+    <w:next w:val="a"/>
+    <w:link w:val="40"/>
+    <w:uiPriority w:val="9"/>
+    <w:unhideWhenUsed/>
+    <w:qFormat/>
+    <w:rsid w:val="003A2A07"/>
+    <w:pPr>
+      <w:keepNext/>
+      <w:keepLines/>
+      <w:spacing w:before="280" w:after="290" w:line="376" w:lineRule="auto"/>
+      <w:outlineLvl w:val="3"/>
+    </w:pPr>
+    <w:rPr>
+      <w:rFonts w:asciiTheme="majorHAnsi" w:eastAsiaTheme="majorEastAsia" w:hAnsiTheme="majorHAnsi" w:cstheme="majorBidi"/>
+      <w:b/>
+      <w:bCs/>
+      <w:sz w:val="28"/>
+      <w:szCs w:val="28"/>
+    </w:rPr>
+  </w:style>
   <w:style w:type="character" w:default="1" w:styleId="a0">
     <w:name w:val="Default Paragraph Font"/>
     <w:uiPriority w:val="1"/>
@@ -1476,6 +2321,33 @@
       <w:bCs/>
       <w:sz w:val="32"/>
       <w:szCs w:val="32"/>
+    </w:rPr>
+  </w:style>
+  <w:style w:type="character" w:customStyle="1" w:styleId="30">
+    <w:name w:val="标题 3 字符"/>
+    <w:basedOn w:val="a0"/>
+    <w:link w:val="3"/>
+    <w:uiPriority w:val="9"/>
+    <w:rsid w:val="003A2A07"/>
+    <w:rPr>
+      <w:b/>
+      <w:bCs/>
+      <w:sz w:val="32"/>
+      <w:szCs w:val="32"/>
+    </w:rPr>
+  </w:style>
+  <w:style w:type="character" w:customStyle="1" w:styleId="40">
+    <w:name w:val="标题 4 字符"/>
+    <w:basedOn w:val="a0"/>
+    <w:link w:val="4"/>
+    <w:uiPriority w:val="9"/>
+    <w:rsid w:val="003A2A07"/>
+    <w:rPr>
+      <w:rFonts w:asciiTheme="majorHAnsi" w:eastAsiaTheme="majorEastAsia" w:hAnsiTheme="majorHAnsi" w:cstheme="majorBidi"/>
+      <w:b/>
+      <w:bCs/>
+      <w:sz w:val="28"/>
+      <w:szCs w:val="28"/>
     </w:rPr>
   </w:style>
 </w:styles>

--- a/docker/Docker镜像部署项目.docx
+++ b/docker/Docker镜像部署项目.docx
@@ -381,7 +381,16 @@
           <w:sz w:val="20"/>
           <w:szCs w:val="20"/>
         </w:rPr>
-        <w:t>imager</w:t>
+        <w:t>image</w:t>
+      </w:r>
+      <w:r>
+        <w:rPr>
+          <w:rFonts w:ascii="微软雅黑" w:eastAsia="微软雅黑" w:hAnsi="微软雅黑" w:hint="eastAsia"/>
+          <w:color w:val="000000"/>
+          <w:sz w:val="20"/>
+          <w:szCs w:val="20"/>
+        </w:rPr>
+        <w:t>s</w:t>
       </w:r>
     </w:p>
     <w:p>

--- a/docker/Docker镜像部署项目.docx
+++ b/docker/Docker镜像部署项目.docx
@@ -1,6 +1,6 @@
 
 <file path=word/document.xml><?xml version="1.0" encoding="utf-8"?>
-<w:document xmlns:wpc="http://schemas.microsoft.com/office/word/2010/wordprocessingCanvas" xmlns:cx="http://schemas.microsoft.com/office/drawing/2014/chartex" xmlns:cx1="http://schemas.microsoft.com/office/drawing/2015/9/8/chartex" xmlns:cx2="http://schemas.microsoft.com/office/drawing/2015/10/21/chartex" xmlns:cx3="http://schemas.microsoft.com/office/drawing/2016/5/9/chartex" xmlns:cx4="http://schemas.microsoft.com/office/drawing/2016/5/10/chartex" xmlns:cx5="http://schemas.microsoft.com/office/drawing/2016/5/11/chartex" xmlns:cx6="http://schemas.microsoft.com/office/drawing/2016/5/12/chartex" xmlns:cx7="http://schemas.microsoft.com/office/drawing/2016/5/13/chartex" xmlns:cx8="http://schemas.microsoft.com/office/drawing/2016/5/14/chartex" xmlns:mc="http://schemas.openxmlformats.org/markup-compatibility/2006" xmlns:aink="http://schemas.microsoft.com/office/drawing/2016/ink" xmlns:am3d="http://schemas.microsoft.com/office/drawing/2017/model3d" xmlns:o="urn:schemas-microsoft-com:office:office" xmlns:r="http://schemas.openxmlformats.org/officeDocument/2006/relationships" xmlns:m="http://schemas.openxmlformats.org/officeDocument/2006/math" xmlns:v="urn:schemas-microsoft-com:vml" xmlns:wp14="http://schemas.microsoft.com/office/word/2010/wordprocessingDrawing" xmlns:wp="http://schemas.openxmlformats.org/drawingml/2006/wordprocessingDrawing" xmlns:w10="urn:schemas-microsoft-com:office:word" xmlns:w="http://schemas.openxmlformats.org/wordprocessingml/2006/main" xmlns:w14="http://schemas.microsoft.com/office/word/2010/wordml" xmlns:w15="http://schemas.microsoft.com/office/word/2012/wordml" xmlns:w16cex="http://schemas.microsoft.com/office/word/2018/wordml/cex" xmlns:w16cid="http://schemas.microsoft.com/office/word/2016/wordml/cid" xmlns:w16="http://schemas.microsoft.com/office/word/2018/wordml" xmlns:w16sdtdh="http://schemas.microsoft.com/office/word/2020/wordml/sdtdatahash" xmlns:w16se="http://schemas.microsoft.com/office/word/2015/wordml/symex" xmlns:wpg="http://schemas.microsoft.com/office/word/2010/wordprocessingGroup" xmlns:wpi="http://schemas.microsoft.com/office/word/2010/wordprocessingInk" xmlns:wne="http://schemas.microsoft.com/office/word/2006/wordml" xmlns:wps="http://schemas.microsoft.com/office/word/2010/wordprocessingShape" mc:Ignorable="w14 w15 w16se w16cid w16 w16cex w16sdtdh wp14">
+<w:document xmlns:wpc="http://schemas.microsoft.com/office/word/2010/wordprocessingCanvas" xmlns:cx="http://schemas.microsoft.com/office/drawing/2014/chartex" xmlns:mc="http://schemas.openxmlformats.org/markup-compatibility/2006" xmlns:o="urn:schemas-microsoft-com:office:office" xmlns:r="http://schemas.openxmlformats.org/officeDocument/2006/relationships" xmlns:m="http://schemas.openxmlformats.org/officeDocument/2006/math" xmlns:v="urn:schemas-microsoft-com:vml" xmlns:wp14="http://schemas.microsoft.com/office/word/2010/wordprocessingDrawing" xmlns:wp="http://schemas.openxmlformats.org/drawingml/2006/wordprocessingDrawing" xmlns:w10="urn:schemas-microsoft-com:office:word" xmlns:w="http://schemas.openxmlformats.org/wordprocessingml/2006/main" xmlns:w14="http://schemas.microsoft.com/office/word/2010/wordml" xmlns:w15="http://schemas.microsoft.com/office/word/2012/wordml" xmlns:w16se="http://schemas.microsoft.com/office/word/2015/wordml/symex" xmlns:wpg="http://schemas.microsoft.com/office/word/2010/wordprocessingGroup" xmlns:wpi="http://schemas.microsoft.com/office/word/2010/wordprocessingInk" xmlns:wne="http://schemas.microsoft.com/office/word/2006/wordml" xmlns:wps="http://schemas.microsoft.com/office/word/2010/wordprocessingShape" mc:Ignorable="w14 w15 w16se wp14">
   <w:body>
     <w:p>
       <w:pPr>
@@ -525,6 +525,71 @@
     </w:p>
     <w:p>
       <w:pPr>
+        <w:pStyle w:val="a7"/>
+        <w:ind w:left="360" w:firstLineChars="0" w:firstLine="0"/>
+        <w:rPr>
+          <w:rFonts w:ascii="微软雅黑" w:eastAsia="微软雅黑" w:hAnsi="微软雅黑"/>
+          <w:color w:val="000000"/>
+          <w:sz w:val="20"/>
+          <w:szCs w:val="20"/>
+        </w:rPr>
+      </w:pPr>
+      <w:r>
+        <w:rPr>
+          <w:rFonts w:ascii="微软雅黑" w:eastAsia="微软雅黑" w:hAnsi="微软雅黑"/>
+          <w:bCs/>
+          <w:color w:val="000000"/>
+        </w:rPr>
+        <w:t>-d:</w:t>
+      </w:r>
+      <w:r>
+        <w:rPr>
+          <w:rFonts w:ascii="微软雅黑" w:eastAsia="微软雅黑" w:hAnsi="微软雅黑"/>
+          <w:color w:val="000000"/>
+          <w:sz w:val="20"/>
+          <w:szCs w:val="20"/>
+        </w:rPr>
+        <w:t> 后台运行容器，并返回容器ID；</w:t>
+      </w:r>
+    </w:p>
+    <w:p>
+      <w:pPr>
+        <w:pStyle w:val="a7"/>
+        <w:ind w:left="360" w:firstLineChars="0" w:firstLine="0"/>
+        <w:rPr>
+          <w:rFonts w:ascii="微软雅黑" w:eastAsia="微软雅黑" w:hAnsi="微软雅黑" w:hint="eastAsia"/>
+          <w:color w:val="000000"/>
+          <w:sz w:val="20"/>
+          <w:szCs w:val="20"/>
+        </w:rPr>
+      </w:pPr>
+      <w:r>
+        <w:rPr>
+          <w:rFonts w:ascii="微软雅黑" w:eastAsia="微软雅黑" w:hAnsi="微软雅黑"/>
+          <w:bCs/>
+          <w:color w:val="000000"/>
+        </w:rPr>
+        <w:t>-p:</w:t>
+      </w:r>
+      <w:r>
+        <w:rPr>
+          <w:rFonts w:ascii="微软雅黑" w:eastAsia="微软雅黑" w:hAnsi="微软雅黑"/>
+          <w:color w:val="000000"/>
+          <w:sz w:val="20"/>
+          <w:szCs w:val="20"/>
+        </w:rPr>
+        <w:t> 指定端口映射，格式为：</w:t>
+      </w:r>
+      <w:r>
+        <w:rPr>
+          <w:rFonts w:ascii="微软雅黑" w:eastAsia="微软雅黑" w:hAnsi="微软雅黑"/>
+          <w:color w:val="000000"/>
+        </w:rPr>
+        <w:t>主机(宿主)端口:容器端口</w:t>
+      </w:r>
+    </w:p>
+    <w:p>
+      <w:pPr>
         <w:pStyle w:val="2"/>
         <w:numPr>
           <w:ilvl w:val="0"/>
@@ -535,6 +600,7 @@
         <w:rPr>
           <w:rFonts w:hint="eastAsia"/>
         </w:rPr>
+        <w:lastRenderedPageBreak/>
         <w:t>查看启动镜像</w:t>
       </w:r>
     </w:p>
@@ -589,7 +655,6 @@
         <w:rPr>
           <w:rFonts w:hint="eastAsia"/>
         </w:rPr>
-        <w:lastRenderedPageBreak/>
         <w:t>运行容器</w:t>
       </w:r>
     </w:p>
@@ -1016,7 +1081,7 @@
           <w:sz w:val="24"/>
           <w:szCs w:val="24"/>
         </w:rPr>
-        <w:t xml:space="preserve"> tomcat:</w:t>
+        <w:t>tomcat:</w:t>
       </w:r>
       <w:r>
         <w:rPr>
@@ -1047,6 +1112,7 @@
         <w:rPr>
           <w:rFonts w:hint="eastAsia"/>
         </w:rPr>
+        <w:lastRenderedPageBreak/>
         <w:t>向harbor</w:t>
       </w:r>
       <w:r>
@@ -1104,8 +1170,70 @@
     </w:p>
     <w:p>
       <w:pPr>
-        <w:jc w:val="center"/>
-      </w:pPr>
+        <w:pStyle w:val="2"/>
+        <w:numPr>
+          <w:ilvl w:val="0"/>
+          <w:numId w:val="6"/>
+        </w:numPr>
+      </w:pPr>
+      <w:r>
+        <w:rPr>
+          <w:rFonts w:hint="eastAsia"/>
+        </w:rPr>
+        <w:t>拉取镜像</w:t>
+      </w:r>
+    </w:p>
+    <w:p>
+      <w:pPr>
+        <w:ind w:firstLineChars="300" w:firstLine="630"/>
+        <w:rPr>
+          <w:rFonts w:hint="eastAsia"/>
+        </w:rPr>
+      </w:pPr>
+      <w:r>
+        <w:rPr>
+          <w:rFonts w:hint="eastAsia"/>
+        </w:rPr>
+        <w:t>命令</w:t>
+      </w:r>
+      <w:r>
+        <w:t xml:space="preserve">docker pull </w:t>
+      </w:r>
+      <w:r>
+        <w:rPr>
+          <w:rFonts w:hint="eastAsia"/>
+        </w:rPr>
+        <w:t>harbor地址</w:t>
+      </w:r>
+      <w:r>
+        <w:t>/</w:t>
+      </w:r>
+      <w:r>
+        <w:rPr>
+          <w:rFonts w:hint="eastAsia"/>
+        </w:rPr>
+        <w:t>仓库地址</w:t>
+      </w:r>
+      <w:r>
+        <w:t>/</w:t>
+      </w:r>
+      <w:r>
+        <w:rPr>
+          <w:rFonts w:hint="eastAsia"/>
+        </w:rPr>
+        <w:t>镜像名</w:t>
+      </w:r>
+      <w:r>
+        <w:t>:</w:t>
+      </w:r>
+      <w:r>
+        <w:rPr>
+          <w:rFonts w:hint="eastAsia"/>
+        </w:rPr>
+        <w:t>版本号</w:t>
+      </w:r>
+      <w:bookmarkStart w:id="0" w:name="_GoBack"/>
+      <w:bookmarkEnd w:id="0"/>
     </w:p>
     <w:sectPr>
       <w:pgSz w:w="11906" w:h="16838"/>
@@ -1118,7 +1246,7 @@
 </file>
 
 <file path=word/endnotes.xml><?xml version="1.0" encoding="utf-8"?>
-<w:endnotes xmlns:wpc="http://schemas.microsoft.com/office/word/2010/wordprocessingCanvas" xmlns:cx="http://schemas.microsoft.com/office/drawing/2014/chartex" xmlns:cx1="http://schemas.microsoft.com/office/drawing/2015/9/8/chartex" xmlns:cx2="http://schemas.microsoft.com/office/drawing/2015/10/21/chartex" xmlns:cx3="http://schemas.microsoft.com/office/drawing/2016/5/9/chartex" xmlns:cx4="http://schemas.microsoft.com/office/drawing/2016/5/10/chartex" xmlns:cx5="http://schemas.microsoft.com/office/drawing/2016/5/11/chartex" xmlns:cx6="http://schemas.microsoft.com/office/drawing/2016/5/12/chartex" xmlns:cx7="http://schemas.microsoft.com/office/drawing/2016/5/13/chartex" xmlns:cx8="http://schemas.microsoft.com/office/drawing/2016/5/14/chartex" xmlns:mc="http://schemas.openxmlformats.org/markup-compatibility/2006" xmlns:aink="http://schemas.microsoft.com/office/drawing/2016/ink" xmlns:am3d="http://schemas.microsoft.com/office/drawing/2017/model3d" xmlns:o="urn:schemas-microsoft-com:office:office" xmlns:r="http://schemas.openxmlformats.org/officeDocument/2006/relationships" xmlns:m="http://schemas.openxmlformats.org/officeDocument/2006/math" xmlns:v="urn:schemas-microsoft-com:vml" xmlns:wp14="http://schemas.microsoft.com/office/word/2010/wordprocessingDrawing" xmlns:wp="http://schemas.openxmlformats.org/drawingml/2006/wordprocessingDrawing" xmlns:w10="urn:schemas-microsoft-com:office:word" xmlns:w="http://schemas.openxmlformats.org/wordprocessingml/2006/main" xmlns:w14="http://schemas.microsoft.com/office/word/2010/wordml" xmlns:w15="http://schemas.microsoft.com/office/word/2012/wordml" xmlns:w16cex="http://schemas.microsoft.com/office/word/2018/wordml/cex" xmlns:w16cid="http://schemas.microsoft.com/office/word/2016/wordml/cid" xmlns:w16="http://schemas.microsoft.com/office/word/2018/wordml" xmlns:w16sdtdh="http://schemas.microsoft.com/office/word/2020/wordml/sdtdatahash" xmlns:w16se="http://schemas.microsoft.com/office/word/2015/wordml/symex" xmlns:wpg="http://schemas.microsoft.com/office/word/2010/wordprocessingGroup" xmlns:wpi="http://schemas.microsoft.com/office/word/2010/wordprocessingInk" xmlns:wne="http://schemas.microsoft.com/office/word/2006/wordml" xmlns:wps="http://schemas.microsoft.com/office/word/2010/wordprocessingShape" mc:Ignorable="w14 w15 w16se w16cid w16 w16cex w16sdtdh wp14">
+<w:endnotes xmlns:wpc="http://schemas.microsoft.com/office/word/2010/wordprocessingCanvas" xmlns:cx="http://schemas.microsoft.com/office/drawing/2014/chartex" xmlns:mc="http://schemas.openxmlformats.org/markup-compatibility/2006" xmlns:o="urn:schemas-microsoft-com:office:office" xmlns:r="http://schemas.openxmlformats.org/officeDocument/2006/relationships" xmlns:m="http://schemas.openxmlformats.org/officeDocument/2006/math" xmlns:v="urn:schemas-microsoft-com:vml" xmlns:wp14="http://schemas.microsoft.com/office/word/2010/wordprocessingDrawing" xmlns:wp="http://schemas.openxmlformats.org/drawingml/2006/wordprocessingDrawing" xmlns:w10="urn:schemas-microsoft-com:office:word" xmlns:w="http://schemas.openxmlformats.org/wordprocessingml/2006/main" xmlns:w14="http://schemas.microsoft.com/office/word/2010/wordml" xmlns:w15="http://schemas.microsoft.com/office/word/2012/wordml" xmlns:w16se="http://schemas.microsoft.com/office/word/2015/wordml/symex" xmlns:wpg="http://schemas.microsoft.com/office/word/2010/wordprocessingGroup" xmlns:wpi="http://schemas.microsoft.com/office/word/2010/wordprocessingInk" xmlns:wne="http://schemas.microsoft.com/office/word/2006/wordml" xmlns:wps="http://schemas.microsoft.com/office/word/2010/wordprocessingShape" mc:Ignorable="w14 w15 w16se wp14">
   <w:endnote w:type="separator" w:id="-1">
     <w:p>
       <w:r>
@@ -1137,7 +1265,7 @@
 </file>
 
 <file path=word/footnotes.xml><?xml version="1.0" encoding="utf-8"?>
-<w:footnotes xmlns:wpc="http://schemas.microsoft.com/office/word/2010/wordprocessingCanvas" xmlns:cx="http://schemas.microsoft.com/office/drawing/2014/chartex" xmlns:cx1="http://schemas.microsoft.com/office/drawing/2015/9/8/chartex" xmlns:cx2="http://schemas.microsoft.com/office/drawing/2015/10/21/chartex" xmlns:cx3="http://schemas.microsoft.com/office/drawing/2016/5/9/chartex" xmlns:cx4="http://schemas.microsoft.com/office/drawing/2016/5/10/chartex" xmlns:cx5="http://schemas.microsoft.com/office/drawing/2016/5/11/chartex" xmlns:cx6="http://schemas.microsoft.com/office/drawing/2016/5/12/chartex" xmlns:cx7="http://schemas.microsoft.com/office/drawing/2016/5/13/chartex" xmlns:cx8="http://schemas.microsoft.com/office/drawing/2016/5/14/chartex" xmlns:mc="http://schemas.openxmlformats.org/markup-compatibility/2006" xmlns:aink="http://schemas.microsoft.com/office/drawing/2016/ink" xmlns:am3d="http://schemas.microsoft.com/office/drawing/2017/model3d" xmlns:o="urn:schemas-microsoft-com:office:office" xmlns:r="http://schemas.openxmlformats.org/officeDocument/2006/relationships" xmlns:m="http://schemas.openxmlformats.org/officeDocument/2006/math" xmlns:v="urn:schemas-microsoft-com:vml" xmlns:wp14="http://schemas.microsoft.com/office/word/2010/wordprocessingDrawing" xmlns:wp="http://schemas.openxmlformats.org/drawingml/2006/wordprocessingDrawing" xmlns:w10="urn:schemas-microsoft-com:office:word" xmlns:w="http://schemas.openxmlformats.org/wordprocessingml/2006/main" xmlns:w14="http://schemas.microsoft.com/office/word/2010/wordml" xmlns:w15="http://schemas.microsoft.com/office/word/2012/wordml" xmlns:w16cex="http://schemas.microsoft.com/office/word/2018/wordml/cex" xmlns:w16cid="http://schemas.microsoft.com/office/word/2016/wordml/cid" xmlns:w16="http://schemas.microsoft.com/office/word/2018/wordml" xmlns:w16sdtdh="http://schemas.microsoft.com/office/word/2020/wordml/sdtdatahash" xmlns:w16se="http://schemas.microsoft.com/office/word/2015/wordml/symex" xmlns:wpg="http://schemas.microsoft.com/office/word/2010/wordprocessingGroup" xmlns:wpi="http://schemas.microsoft.com/office/word/2010/wordprocessingInk" xmlns:wne="http://schemas.microsoft.com/office/word/2006/wordml" xmlns:wps="http://schemas.microsoft.com/office/word/2010/wordprocessingShape" mc:Ignorable="w14 w15 w16se w16cid w16 w16cex w16sdtdh wp14">
+<w:footnotes xmlns:wpc="http://schemas.microsoft.com/office/word/2010/wordprocessingCanvas" xmlns:cx="http://schemas.microsoft.com/office/drawing/2014/chartex" xmlns:mc="http://schemas.openxmlformats.org/markup-compatibility/2006" xmlns:o="urn:schemas-microsoft-com:office:office" xmlns:r="http://schemas.openxmlformats.org/officeDocument/2006/relationships" xmlns:m="http://schemas.openxmlformats.org/officeDocument/2006/math" xmlns:v="urn:schemas-microsoft-com:vml" xmlns:wp14="http://schemas.microsoft.com/office/word/2010/wordprocessingDrawing" xmlns:wp="http://schemas.openxmlformats.org/drawingml/2006/wordprocessingDrawing" xmlns:w10="urn:schemas-microsoft-com:office:word" xmlns:w="http://schemas.openxmlformats.org/wordprocessingml/2006/main" xmlns:w14="http://schemas.microsoft.com/office/word/2010/wordml" xmlns:w15="http://schemas.microsoft.com/office/word/2012/wordml" xmlns:w16se="http://schemas.microsoft.com/office/word/2015/wordml/symex" xmlns:wpg="http://schemas.microsoft.com/office/word/2010/wordprocessingGroup" xmlns:wpi="http://schemas.microsoft.com/office/word/2010/wordprocessingInk" xmlns:wne="http://schemas.microsoft.com/office/word/2006/wordml" xmlns:wps="http://schemas.microsoft.com/office/word/2010/wordprocessingShape" mc:Ignorable="w14 w15 w16se wp14">
   <w:footnote w:type="separator" w:id="-1">
     <w:p>
       <w:r>
@@ -1156,7 +1284,7 @@
 </file>
 
 <file path=word/numbering.xml><?xml version="1.0" encoding="utf-8"?>
-<w:numbering xmlns:wpc="http://schemas.microsoft.com/office/word/2010/wordprocessingCanvas" xmlns:cx="http://schemas.microsoft.com/office/drawing/2014/chartex" xmlns:cx1="http://schemas.microsoft.com/office/drawing/2015/9/8/chartex" xmlns:cx2="http://schemas.microsoft.com/office/drawing/2015/10/21/chartex" xmlns:cx3="http://schemas.microsoft.com/office/drawing/2016/5/9/chartex" xmlns:cx4="http://schemas.microsoft.com/office/drawing/2016/5/10/chartex" xmlns:cx5="http://schemas.microsoft.com/office/drawing/2016/5/11/chartex" xmlns:cx6="http://schemas.microsoft.com/office/drawing/2016/5/12/chartex" xmlns:cx7="http://schemas.microsoft.com/office/drawing/2016/5/13/chartex" xmlns:cx8="http://schemas.microsoft.com/office/drawing/2016/5/14/chartex" xmlns:mc="http://schemas.openxmlformats.org/markup-compatibility/2006" xmlns:aink="http://schemas.microsoft.com/office/drawing/2016/ink" xmlns:am3d="http://schemas.microsoft.com/office/drawing/2017/model3d" xmlns:o="urn:schemas-microsoft-com:office:office" xmlns:r="http://schemas.openxmlformats.org/officeDocument/2006/relationships" xmlns:m="http://schemas.openxmlformats.org/officeDocument/2006/math" xmlns:v="urn:schemas-microsoft-com:vml" xmlns:wp14="http://schemas.microsoft.com/office/word/2010/wordprocessingDrawing" xmlns:wp="http://schemas.openxmlformats.org/drawingml/2006/wordprocessingDrawing" xmlns:w10="urn:schemas-microsoft-com:office:word" xmlns:w="http://schemas.openxmlformats.org/wordprocessingml/2006/main" xmlns:w14="http://schemas.microsoft.com/office/word/2010/wordml" xmlns:w15="http://schemas.microsoft.com/office/word/2012/wordml" xmlns:w16cex="http://schemas.microsoft.com/office/word/2018/wordml/cex" xmlns:w16cid="http://schemas.microsoft.com/office/word/2016/wordml/cid" xmlns:w16="http://schemas.microsoft.com/office/word/2018/wordml" xmlns:w16sdtdh="http://schemas.microsoft.com/office/word/2020/wordml/sdtdatahash" xmlns:w16se="http://schemas.microsoft.com/office/word/2015/wordml/symex" xmlns:wpg="http://schemas.microsoft.com/office/word/2010/wordprocessingGroup" xmlns:wpi="http://schemas.microsoft.com/office/word/2010/wordprocessingInk" xmlns:wne="http://schemas.microsoft.com/office/word/2006/wordml" xmlns:wps="http://schemas.microsoft.com/office/word/2010/wordprocessingShape" mc:Ignorable="w14 w15 w16se w16cid w16 w16cex w16sdtdh wp14">
+<w:numbering xmlns:wpc="http://schemas.microsoft.com/office/word/2010/wordprocessingCanvas" xmlns:cx="http://schemas.microsoft.com/office/drawing/2014/chartex" xmlns:mc="http://schemas.openxmlformats.org/markup-compatibility/2006" xmlns:o="urn:schemas-microsoft-com:office:office" xmlns:r="http://schemas.openxmlformats.org/officeDocument/2006/relationships" xmlns:m="http://schemas.openxmlformats.org/officeDocument/2006/math" xmlns:v="urn:schemas-microsoft-com:vml" xmlns:wp14="http://schemas.microsoft.com/office/word/2010/wordprocessingDrawing" xmlns:wp="http://schemas.openxmlformats.org/drawingml/2006/wordprocessingDrawing" xmlns:w10="urn:schemas-microsoft-com:office:word" xmlns:w="http://schemas.openxmlformats.org/wordprocessingml/2006/main" xmlns:w14="http://schemas.microsoft.com/office/word/2010/wordml" xmlns:w15="http://schemas.microsoft.com/office/word/2012/wordml" xmlns:w16se="http://schemas.microsoft.com/office/word/2015/wordml/symex" xmlns:wpg="http://schemas.microsoft.com/office/word/2010/wordprocessingGroup" xmlns:wpi="http://schemas.microsoft.com/office/word/2010/wordprocessingInk" xmlns:wne="http://schemas.microsoft.com/office/word/2006/wordml" xmlns:wps="http://schemas.microsoft.com/office/word/2010/wordprocessingShape" mc:Ignorable="w14 w15 w16se wp14">
   <w:abstractNum w:abstractNumId="0" w15:restartNumberingAfterBreak="0">
     <w:nsid w:val="08624954"/>
     <w:multiLevelType w:val="hybridMultilevel"/>
@@ -1713,7 +1841,7 @@
 </file>
 
 <file path=word/styles.xml><?xml version="1.0" encoding="utf-8"?>
-<w:styles xmlns:mc="http://schemas.openxmlformats.org/markup-compatibility/2006" xmlns:r="http://schemas.openxmlformats.org/officeDocument/2006/relationships" xmlns:w="http://schemas.openxmlformats.org/wordprocessingml/2006/main" xmlns:w14="http://schemas.microsoft.com/office/word/2010/wordml" xmlns:w15="http://schemas.microsoft.com/office/word/2012/wordml" xmlns:w16cex="http://schemas.microsoft.com/office/word/2018/wordml/cex" xmlns:w16cid="http://schemas.microsoft.com/office/word/2016/wordml/cid" xmlns:w16="http://schemas.microsoft.com/office/word/2018/wordml" xmlns:w16sdtdh="http://schemas.microsoft.com/office/word/2020/wordml/sdtdatahash" xmlns:w16se="http://schemas.microsoft.com/office/word/2015/wordml/symex" mc:Ignorable="w14 w15 w16se w16cid w16 w16cex w16sdtdh">
+<w:styles xmlns:mc="http://schemas.openxmlformats.org/markup-compatibility/2006" xmlns:r="http://schemas.openxmlformats.org/officeDocument/2006/relationships" xmlns:w="http://schemas.openxmlformats.org/wordprocessingml/2006/main" xmlns:w14="http://schemas.microsoft.com/office/word/2010/wordml" xmlns:w15="http://schemas.microsoft.com/office/word/2012/wordml" xmlns:w16se="http://schemas.microsoft.com/office/word/2015/wordml/symex" mc:Ignorable="w14 w15 w16se">
   <w:docDefaults>
     <w:rPrDefault>
       <w:rPr>
@@ -1726,7 +1854,7 @@
     </w:rPrDefault>
     <w:pPrDefault/>
   </w:docDefaults>
-  <w:latentStyles w:defLockedState="0" w:defUIPriority="99" w:defSemiHidden="0" w:defUnhideWhenUsed="0" w:defQFormat="0" w:count="376">
+  <w:latentStyles w:defLockedState="0" w:defUIPriority="99" w:defSemiHidden="0" w:defUnhideWhenUsed="0" w:defQFormat="0" w:count="371">
     <w:lsdException w:name="Normal" w:uiPriority="0" w:qFormat="1"/>
     <w:lsdException w:name="heading 1" w:uiPriority="9" w:qFormat="1"/>
     <w:lsdException w:name="heading 2" w:semiHidden="1" w:uiPriority="9" w:unhideWhenUsed="1" w:qFormat="1"/>
@@ -2098,11 +2226,6 @@
     <w:lsdException w:name="List Table 5 Dark Accent 6" w:uiPriority="50"/>
     <w:lsdException w:name="List Table 6 Colorful Accent 6" w:uiPriority="51"/>
     <w:lsdException w:name="List Table 7 Colorful Accent 6" w:uiPriority="52"/>
-    <w:lsdException w:name="Mention" w:semiHidden="1" w:unhideWhenUsed="1"/>
-    <w:lsdException w:name="Smart Hyperlink" w:semiHidden="1" w:unhideWhenUsed="1"/>
-    <w:lsdException w:name="Hashtag" w:semiHidden="1" w:unhideWhenUsed="1"/>
-    <w:lsdException w:name="Unresolved Mention" w:semiHidden="1" w:unhideWhenUsed="1"/>
-    <w:lsdException w:name="Smart Link" w:semiHidden="1" w:unhideWhenUsed="1"/>
   </w:latentStyles>
   <w:style w:type="paragraph" w:default="1" w:styleId="a">
     <w:name w:val="Normal"/>
@@ -2358,6 +2481,22 @@
       <w:sz w:val="28"/>
       <w:szCs w:val="28"/>
     </w:rPr>
+  </w:style>
+  <w:style w:type="character" w:styleId="a8">
+    <w:name w:val="Strong"/>
+    <w:basedOn w:val="a0"/>
+    <w:uiPriority w:val="22"/>
+    <w:qFormat/>
+    <w:rsid w:val="00465E3C"/>
+    <w:rPr>
+      <w:b/>
+      <w:bCs/>
+    </w:rPr>
+  </w:style>
+  <w:style w:type="character" w:customStyle="1" w:styleId="marked">
+    <w:name w:val="marked"/>
+    <w:basedOn w:val="a0"/>
+    <w:rsid w:val="00465E3C"/>
   </w:style>
 </w:styles>
 </file>
